--- a/pregrado/s11/plantillas/plantilla_pronostico_backtesting.docx
+++ b/pregrado/s11/plantillas/plantilla_pronostico_backtesting.docx
@@ -1903,77 +1903,44 @@
       <w:r>
         <w:t xml:space="preserve"> puntos evaluados, valor real </w:t>
       </w:r>
-      <w:r>
-        <w:drawing>
-          <wp:inline xmlns:a="http://schemas.openxmlformats.org/drawingml/2006/main" xmlns:pic="http://schemas.openxmlformats.org/drawingml/2006/picture">
-            <wp:extent cx="196001" cy="206692"/>
-            <wp:docPr id="1" name="Picture 1"/>
-            <wp:cNvGraphicFramePr>
-              <a:graphicFrameLocks noChangeAspect="1"/>
-            </wp:cNvGraphicFramePr>
-            <a:graphic>
-              <a:graphicData uri="http://schemas.openxmlformats.org/drawingml/2006/picture">
-                <pic:pic>
-                  <pic:nvPicPr>
-                    <pic:cNvPr id="0" name="eq_f6452cdbe7c2.png"/>
-                    <pic:cNvPicPr/>
-                  </pic:nvPicPr>
-                  <pic:blipFill>
-                    <a:blip r:embed="rId9"/>
-                    <a:stretch>
-                      <a:fillRect/>
-                    </a:stretch>
-                  </pic:blipFill>
-                  <pic:spPr>
-                    <a:xfrm>
-                      <a:off x="0" y="0"/>
-                      <a:ext cx="196001" cy="206692"/>
-                    </a:xfrm>
-                    <a:prstGeom prst="rect"/>
-                  </pic:spPr>
-                </pic:pic>
-              </a:graphicData>
-            </a:graphic>
-          </wp:inline>
-        </w:drawing>
-      </w:r>
+      <m:oMath>
+        <m:sSub>
+          <m:e>
+            <m:r>
+              <m:t>y</m:t>
+            </m:r>
+          </m:e>
+          <m:sub>
+            <m:r>
+              <m:t>t</m:t>
+            </m:r>
+          </m:sub>
+        </m:sSub>
+      </m:oMath>
       <w:r>
         <w:t xml:space="preserve"> y pronóstico </w:t>
       </w:r>
-      <w:r>
-        <w:drawing>
-          <wp:inline xmlns:a="http://schemas.openxmlformats.org/drawingml/2006/main" xmlns:pic="http://schemas.openxmlformats.org/drawingml/2006/picture">
-            <wp:extent cx="181253" cy="206692"/>
-            <wp:docPr id="2" name="Picture 2"/>
-            <wp:cNvGraphicFramePr>
-              <a:graphicFrameLocks noChangeAspect="1"/>
-            </wp:cNvGraphicFramePr>
-            <a:graphic>
-              <a:graphicData uri="http://schemas.openxmlformats.org/drawingml/2006/picture">
-                <pic:pic>
-                  <pic:nvPicPr>
-                    <pic:cNvPr id="0" name="eq_b06963655d77.png"/>
-                    <pic:cNvPicPr/>
-                  </pic:nvPicPr>
-                  <pic:blipFill>
-                    <a:blip r:embed="rId10"/>
-                    <a:stretch>
-                      <a:fillRect/>
-                    </a:stretch>
-                  </pic:blipFill>
-                  <pic:spPr>
-                    <a:xfrm>
-                      <a:off x="0" y="0"/>
-                      <a:ext cx="181253" cy="206692"/>
-                    </a:xfrm>
-                    <a:prstGeom prst="rect"/>
-                  </pic:spPr>
-                </pic:pic>
-              </a:graphicData>
-            </a:graphic>
-          </wp:inline>
-        </w:drawing>
-      </w:r>
+      <m:oMath>
+        <m:sSub>
+          <m:e>
+            <m:acc>
+              <m:accPr>
+                <m:chr m:val="̂"/>
+              </m:accPr>
+              <m:e>
+                <m:r>
+                  <m:t>y</m:t>
+                </m:r>
+              </m:e>
+            </m:acc>
+          </m:e>
+          <m:sub>
+            <m:r>
+              <m:t>t</m:t>
+            </m:r>
+          </m:sub>
+        </m:sSub>
+      </m:oMath>
       <w:r>
         <w:t>:</w:t>
       </w:r>
@@ -2027,40 +1994,128 @@
               <w:spacing w:after="0"/>
               <w:jc w:val="center"/>
             </w:pPr>
-            <w:r>
-              <w:drawing>
-                <wp:inline xmlns:a="http://schemas.openxmlformats.org/drawingml/2006/main" xmlns:pic="http://schemas.openxmlformats.org/drawingml/2006/picture">
-                  <wp:extent cx="2369127" cy="619298"/>
-                  <wp:docPr id="3" name="Picture 3"/>
-                  <wp:cNvGraphicFramePr>
-                    <a:graphicFrameLocks noChangeAspect="1"/>
-                  </wp:cNvGraphicFramePr>
-                  <a:graphic>
-                    <a:graphicData uri="http://schemas.openxmlformats.org/drawingml/2006/picture">
-                      <pic:pic>
-                        <pic:nvPicPr>
-                          <pic:cNvPr id="0" name="eq_6d6f427deba9.png"/>
-                          <pic:cNvPicPr/>
-                        </pic:nvPicPr>
-                        <pic:blipFill>
-                          <a:blip r:embed="rId11"/>
-                          <a:stretch>
-                            <a:fillRect/>
-                          </a:stretch>
-                        </pic:blipFill>
-                        <pic:spPr>
-                          <a:xfrm>
-                            <a:off x="0" y="0"/>
-                            <a:ext cx="2369127" cy="619298"/>
-                          </a:xfrm>
-                          <a:prstGeom prst="rect"/>
-                        </pic:spPr>
-                      </pic:pic>
-                    </a:graphicData>
-                  </a:graphic>
-                </wp:inline>
-              </w:drawing>
-            </w:r>
+            <m:oMath>
+              <m:r>
+                <m:rPr>
+                  <m:sty m:val="p"/>
+                </m:rPr>
+                <m:t>MAPE</m:t>
+              </m:r>
+              <m:r>
+                <m:t>=</m:t>
+              </m:r>
+              <m:f>
+                <m:fPr>
+                  <m:type m:val="bar"/>
+                </m:fPr>
+                <m:num>
+                  <m:r>
+                    <m:t>100</m:t>
+                  </m:r>
+                </m:num>
+                <m:den>
+                  <m:r>
+                    <m:t>n</m:t>
+                  </m:r>
+                </m:den>
+              </m:f>
+              <m:nary>
+                <m:naryPr>
+                  <m:chr m:val="∑"/>
+                  <m:limLoc m:val="subSup"/>
+                  <m:grow m:val="1"/>
+                  <m:subHide m:val="off"/>
+                  <m:supHide m:val="off"/>
+                </m:naryPr>
+                <m:sub>
+                  <m:r>
+                    <m:t>t=1</m:t>
+                  </m:r>
+                </m:sub>
+                <m:sup>
+                  <m:r>
+                    <m:t>n</m:t>
+                  </m:r>
+                </m:sup>
+                <m:e>
+                  <m:f>
+                    <m:fPr>
+                      <m:type m:val="bar"/>
+                    </m:fPr>
+                    <m:num>
+                      <m:d>
+                        <m:dPr>
+                          <m:begChr m:val="|"/>
+                          <m:sepChr m:val="−"/>
+                          <m:endChr m:val="|"/>
+                        </m:dPr>
+                        <m:e>
+                          <m:sSub>
+                            <m:e>
+                              <m:r>
+                                <m:t>y</m:t>
+                              </m:r>
+                            </m:e>
+                            <m:sub>
+                              <m:r>
+                                <m:t>t</m:t>
+                              </m:r>
+                            </m:sub>
+                          </m:sSub>
+                        </m:e>
+                        <m:e>
+                          <m:sSub>
+                            <m:e>
+                              <m:acc>
+                                <m:accPr>
+                                  <m:chr m:val="̂"/>
+                                </m:accPr>
+                                <m:e>
+                                  <m:r>
+                                    <m:t>y</m:t>
+                                  </m:r>
+                                </m:e>
+                              </m:acc>
+                            </m:e>
+                            <m:sub>
+                              <m:r>
+                                <m:t>t</m:t>
+                              </m:r>
+                            </m:sub>
+                          </m:sSub>
+                        </m:e>
+                      </m:d>
+                    </m:num>
+                    <m:den>
+                      <m:d>
+                        <m:dPr>
+                          <m:begChr m:val="|"/>
+                          <m:sepChr m:val=""/>
+                          <m:endChr m:val="|"/>
+                        </m:dPr>
+                        <m:e>
+                          <m:sSub>
+                            <m:e>
+                              <m:r>
+                                <m:t>y</m:t>
+                              </m:r>
+                            </m:e>
+                            <m:sub>
+                              <m:r>
+                                <m:t>t</m:t>
+                              </m:r>
+                            </m:sub>
+                          </m:sSub>
+                        </m:e>
+                      </m:d>
+                    </m:den>
+                  </m:f>
+                </m:e>
+              </m:nary>
+              <m:r>
+                <m:t>(1)</m:t>
+              </m:r>
+            </m:oMath>
           </w:p>
         </w:tc>
         <w:tc>
@@ -2144,40 +2199,154 @@
               <w:spacing w:after="0"/>
               <w:jc w:val="center"/>
             </w:pPr>
-            <w:r>
-              <w:drawing>
-                <wp:inline xmlns:a="http://schemas.openxmlformats.org/drawingml/2006/main" xmlns:pic="http://schemas.openxmlformats.org/drawingml/2006/picture">
-                  <wp:extent cx="2572789" cy="619298"/>
-                  <wp:docPr id="4" name="Picture 4"/>
-                  <wp:cNvGraphicFramePr>
-                    <a:graphicFrameLocks noChangeAspect="1"/>
-                  </wp:cNvGraphicFramePr>
-                  <a:graphic>
-                    <a:graphicData uri="http://schemas.openxmlformats.org/drawingml/2006/picture">
-                      <pic:pic>
-                        <pic:nvPicPr>
-                          <pic:cNvPr id="0" name="eq_1c318cc73117.png"/>
-                          <pic:cNvPicPr/>
-                        </pic:nvPicPr>
-                        <pic:blipFill>
-                          <a:blip r:embed="rId12"/>
-                          <a:stretch>
-                            <a:fillRect/>
-                          </a:stretch>
-                        </pic:blipFill>
-                        <pic:spPr>
-                          <a:xfrm>
-                            <a:off x="0" y="0"/>
-                            <a:ext cx="2572789" cy="619298"/>
-                          </a:xfrm>
-                          <a:prstGeom prst="rect"/>
-                        </pic:spPr>
-                      </pic:pic>
-                    </a:graphicData>
-                  </a:graphic>
-                </wp:inline>
-              </w:drawing>
-            </w:r>
+            <m:oMath>
+              <m:r>
+                <m:rPr>
+                  <m:sty m:val="p"/>
+                </m:rPr>
+                <m:t>sMAPE</m:t>
+              </m:r>
+              <m:r>
+                <m:t>=</m:t>
+              </m:r>
+              <m:f>
+                <m:fPr>
+                  <m:type m:val="bar"/>
+                </m:fPr>
+                <m:num>
+                  <m:r>
+                    <m:t>100</m:t>
+                  </m:r>
+                </m:num>
+                <m:den>
+                  <m:r>
+                    <m:t>n</m:t>
+                  </m:r>
+                </m:den>
+              </m:f>
+              <m:nary>
+                <m:naryPr>
+                  <m:chr m:val="∑"/>
+                  <m:limLoc m:val="subSup"/>
+                  <m:grow m:val="1"/>
+                  <m:subHide m:val="off"/>
+                  <m:supHide m:val="off"/>
+                </m:naryPr>
+                <m:sub>
+                  <m:r>
+                    <m:t>t=1</m:t>
+                  </m:r>
+                </m:sub>
+                <m:sup>
+                  <m:r>
+                    <m:t>n</m:t>
+                  </m:r>
+                </m:sup>
+                <m:e>
+                  <m:f>
+                    <m:fPr>
+                      <m:type m:val="bar"/>
+                    </m:fPr>
+                    <m:num>
+                      <m:r>
+                        <m:t>2|</m:t>
+                      </m:r>
+                      <m:sSub>
+                        <m:e>
+                          <m:r>
+                            <m:t>y</m:t>
+                          </m:r>
+                        </m:e>
+                        <m:sub>
+                          <m:r>
+                            <m:t>t</m:t>
+                          </m:r>
+                        </m:sub>
+                      </m:sSub>
+                      <m:r>
+                        <m:t>−</m:t>
+                      </m:r>
+                      <m:sSub>
+                        <m:e>
+                          <m:acc>
+                            <m:accPr>
+                              <m:chr m:val="̂"/>
+                            </m:accPr>
+                            <m:e>
+                              <m:r>
+                                <m:t>y</m:t>
+                              </m:r>
+                            </m:e>
+                          </m:acc>
+                        </m:e>
+                        <m:sub>
+                          <m:r>
+                            <m:t>t</m:t>
+                          </m:r>
+                        </m:sub>
+                      </m:sSub>
+                      <m:r>
+                        <m:t>|</m:t>
+                      </m:r>
+                    </m:num>
+                    <m:den>
+                      <m:d>
+                        <m:dPr>
+                          <m:begChr m:val="|"/>
+                          <m:sepChr m:val=""/>
+                          <m:endChr m:val="|"/>
+                        </m:dPr>
+                        <m:e>
+                          <m:sSub>
+                            <m:e>
+                              <m:r>
+                                <m:t>y</m:t>
+                              </m:r>
+                            </m:e>
+                            <m:sub>
+                              <m:r>
+                                <m:t>t</m:t>
+                              </m:r>
+                            </m:sub>
+                          </m:sSub>
+                          <m:r>
+                            <m:t>|</m:t>
+                          </m:r>
+                          <m:r>
+                            <m:t>+</m:t>
+                          </m:r>
+                          <m:r>
+                            <m:t>|</m:t>
+                          </m:r>
+                          <m:sSub>
+                            <m:e>
+                              <m:acc>
+                                <m:accPr>
+                                  <m:chr m:val="̂"/>
+                                </m:accPr>
+                                <m:e>
+                                  <m:r>
+                                    <m:t>y</m:t>
+                                  </m:r>
+                                </m:e>
+                              </m:acc>
+                            </m:e>
+                            <m:sub>
+                              <m:r>
+                                <m:t>t</m:t>
+                              </m:r>
+                            </m:sub>
+                          </m:sSub>
+                        </m:e>
+                      </m:d>
+                    </m:den>
+                  </m:f>
+                </m:e>
+              </m:nary>
+              <m:r>
+                <m:t>(2)</m:t>
+              </m:r>
+            </m:oMath>
           </w:p>
         </w:tc>
         <w:tc>
@@ -2261,40 +2430,113 @@
               <w:spacing w:after="0"/>
               <w:jc w:val="center"/>
             </w:pPr>
-            <w:r>
-              <w:drawing>
-                <wp:inline xmlns:a="http://schemas.openxmlformats.org/drawingml/2006/main" xmlns:pic="http://schemas.openxmlformats.org/drawingml/2006/picture">
-                  <wp:extent cx="2797232" cy="694112"/>
-                  <wp:docPr id="5" name="Picture 5"/>
-                  <wp:cNvGraphicFramePr>
-                    <a:graphicFrameLocks noChangeAspect="1"/>
-                  </wp:cNvGraphicFramePr>
-                  <a:graphic>
-                    <a:graphicData uri="http://schemas.openxmlformats.org/drawingml/2006/picture">
-                      <pic:pic>
-                        <pic:nvPicPr>
-                          <pic:cNvPr id="0" name="eq_6008df91845b.png"/>
-                          <pic:cNvPicPr/>
-                        </pic:nvPicPr>
-                        <pic:blipFill>
-                          <a:blip r:embed="rId13"/>
-                          <a:stretch>
-                            <a:fillRect/>
-                          </a:stretch>
-                        </pic:blipFill>
-                        <pic:spPr>
-                          <a:xfrm>
-                            <a:off x="0" y="0"/>
-                            <a:ext cx="2797232" cy="694112"/>
-                          </a:xfrm>
-                          <a:prstGeom prst="rect"/>
-                        </pic:spPr>
-                      </pic:pic>
-                    </a:graphicData>
-                  </a:graphic>
-                </wp:inline>
-              </w:drawing>
-            </w:r>
+            <m:oMath>
+              <m:r>
+                <m:rPr>
+                  <m:sty m:val="p"/>
+                </m:rPr>
+                <m:t>RMSE</m:t>
+              </m:r>
+              <m:r>
+                <m:t>=</m:t>
+              </m:r>
+              <m:rad>
+                <m:radPr>
+                  <m:degHide m:val="on"/>
+                </m:radPr>
+                <m:deg/>
+                <m:e>
+                  <m:f>
+                    <m:fPr>
+                      <m:type m:val="bar"/>
+                    </m:fPr>
+                    <m:num>
+                      <m:r>
+                        <m:t>1</m:t>
+                      </m:r>
+                    </m:num>
+                    <m:den>
+                      <m:r>
+                        <m:t>n</m:t>
+                      </m:r>
+                    </m:den>
+                  </m:f>
+                  <m:nary>
+                    <m:naryPr>
+                      <m:chr m:val="∑"/>
+                      <m:limLoc m:val="subSup"/>
+                      <m:grow m:val="1"/>
+                      <m:subHide m:val="off"/>
+                      <m:supHide m:val="off"/>
+                    </m:naryPr>
+                    <m:sub>
+                      <m:r>
+                        <m:t>t=1</m:t>
+                      </m:r>
+                    </m:sub>
+                    <m:sup>
+                      <m:r>
+                        <m:t>n</m:t>
+                      </m:r>
+                    </m:sup>
+                    <m:e>
+                      <m:sSup>
+                        <m:e>
+                          <m:d>
+                            <m:dPr>
+                              <m:sepChr m:val="−"/>
+                            </m:dPr>
+                            <m:e>
+                              <m:sSub>
+                                <m:e>
+                                  <m:r>
+                                    <m:t>y</m:t>
+                                  </m:r>
+                                </m:e>
+                                <m:sub>
+                                  <m:r>
+                                    <m:t>t</m:t>
+                                  </m:r>
+                                </m:sub>
+                              </m:sSub>
+                            </m:e>
+                            <m:e>
+                              <m:sSub>
+                                <m:e>
+                                  <m:acc>
+                                    <m:accPr>
+                                      <m:chr m:val="̂"/>
+                                    </m:accPr>
+                                    <m:e>
+                                      <m:r>
+                                        <m:t>y</m:t>
+                                      </m:r>
+                                    </m:e>
+                                  </m:acc>
+                                </m:e>
+                                <m:sub>
+                                  <m:r>
+                                    <m:t>t</m:t>
+                                  </m:r>
+                                </m:sub>
+                              </m:sSub>
+                            </m:e>
+                          </m:d>
+                        </m:e>
+                        <m:sup>
+                          <m:r>
+                            <m:t>2</m:t>
+                          </m:r>
+                        </m:sup>
+                      </m:sSup>
+                    </m:e>
+                  </m:nary>
+                </m:e>
+              </m:rad>
+              <m:r>
+                <m:t>(3)</m:t>
+              </m:r>
+            </m:oMath>
           </w:p>
         </w:tc>
         <w:tc>
@@ -2354,40 +2596,23 @@
       <w:r>
         <w:t xml:space="preserve"> </w:t>
       </w:r>
-      <w:r>
-        <w:drawing>
-          <wp:inline xmlns:a="http://schemas.openxmlformats.org/drawingml/2006/main" xmlns:pic="http://schemas.openxmlformats.org/drawingml/2006/picture">
-            <wp:extent cx="441893" cy="206692"/>
-            <wp:docPr id="6" name="Picture 6"/>
-            <wp:cNvGraphicFramePr>
-              <a:graphicFrameLocks noChangeAspect="1"/>
-            </wp:cNvGraphicFramePr>
-            <a:graphic>
-              <a:graphicData uri="http://schemas.openxmlformats.org/drawingml/2006/picture">
-                <pic:pic>
-                  <pic:nvPicPr>
-                    <pic:cNvPr id="0" name="eq_f3372dbe8c34.png"/>
-                    <pic:cNvPicPr/>
-                  </pic:nvPicPr>
-                  <pic:blipFill>
-                    <a:blip r:embed="rId14"/>
-                    <a:stretch>
-                      <a:fillRect/>
-                    </a:stretch>
-                  </pic:blipFill>
-                  <pic:spPr>
-                    <a:xfrm>
-                      <a:off x="0" y="0"/>
-                      <a:ext cx="441893" cy="206692"/>
-                    </a:xfrm>
-                    <a:prstGeom prst="rect"/>
-                  </pic:spPr>
-                </pic:pic>
-              </a:graphicData>
-            </a:graphic>
-          </wp:inline>
-        </w:drawing>
-      </w:r>
+      <m:oMath>
+        <m:sSub>
+          <m:e>
+            <m:r>
+              <m:t>y</m:t>
+            </m:r>
+          </m:e>
+          <m:sub>
+            <m:r>
+              <m:t>t</m:t>
+            </m:r>
+          </m:sub>
+        </m:sSub>
+        <m:r>
+          <m:t>≈0</m:t>
+        </m:r>
+      </m:oMath>
       <w:r>
         <w:t xml:space="preserve"> y penaliza más los sobre-pronósticos; el </w:t>
       </w:r>
@@ -2400,40 +2625,57 @@
       <w:r>
         <w:t xml:space="preserve"> (2) acota ese problema con el denominador simétrico </w:t>
       </w:r>
-      <w:r>
-        <w:drawing>
-          <wp:inline xmlns:a="http://schemas.openxmlformats.org/drawingml/2006/main" xmlns:pic="http://schemas.openxmlformats.org/drawingml/2006/picture">
-            <wp:extent cx="585098" cy="206692"/>
-            <wp:docPr id="7" name="Picture 7"/>
-            <wp:cNvGraphicFramePr>
-              <a:graphicFrameLocks noChangeAspect="1"/>
-            </wp:cNvGraphicFramePr>
-            <a:graphic>
-              <a:graphicData uri="http://schemas.openxmlformats.org/drawingml/2006/picture">
-                <pic:pic>
-                  <pic:nvPicPr>
-                    <pic:cNvPr id="0" name="eq_a9aa13fbcb10.png"/>
-                    <pic:cNvPicPr/>
-                  </pic:nvPicPr>
-                  <pic:blipFill>
-                    <a:blip r:embed="rId15"/>
-                    <a:stretch>
-                      <a:fillRect/>
-                    </a:stretch>
-                  </pic:blipFill>
-                  <pic:spPr>
-                    <a:xfrm>
-                      <a:off x="0" y="0"/>
-                      <a:ext cx="585098" cy="206692"/>
-                    </a:xfrm>
-                    <a:prstGeom prst="rect"/>
-                  </pic:spPr>
-                </pic:pic>
-              </a:graphicData>
-            </a:graphic>
-          </wp:inline>
-        </w:drawing>
-      </w:r>
+      <m:oMath>
+        <m:d>
+          <m:dPr>
+            <m:begChr m:val="|"/>
+            <m:sepChr m:val=""/>
+            <m:endChr m:val="|"/>
+          </m:dPr>
+          <m:e>
+            <m:sSub>
+              <m:e>
+                <m:r>
+                  <m:t>y</m:t>
+                </m:r>
+              </m:e>
+              <m:sub>
+                <m:r>
+                  <m:t>t</m:t>
+                </m:r>
+              </m:sub>
+            </m:sSub>
+            <m:r>
+              <m:t>|</m:t>
+            </m:r>
+            <m:r>
+              <m:t>+</m:t>
+            </m:r>
+            <m:r>
+              <m:t>|</m:t>
+            </m:r>
+            <m:sSub>
+              <m:e>
+                <m:acc>
+                  <m:accPr>
+                    <m:chr m:val="̂"/>
+                  </m:accPr>
+                  <m:e>
+                    <m:r>
+                      <m:t>y</m:t>
+                    </m:r>
+                  </m:e>
+                </m:acc>
+              </m:e>
+              <m:sub>
+                <m:r>
+                  <m:t>t</m:t>
+                </m:r>
+              </m:sub>
+            </m:sSub>
+          </m:e>
+        </m:d>
+      </m:oMath>
       <w:r>
         <w:t xml:space="preserve"> (rango 0–200 %); el </w:t>
       </w:r>
@@ -3770,40 +4012,42 @@
       <w:r>
         <w:t xml:space="preserve"> pronostica </w:t>
       </w:r>
-      <w:r>
-        <w:drawing>
-          <wp:inline xmlns:a="http://schemas.openxmlformats.org/drawingml/2006/main" xmlns:pic="http://schemas.openxmlformats.org/drawingml/2006/picture">
-            <wp:extent cx="912627" cy="206692"/>
-            <wp:docPr id="8" name="Picture 8"/>
-            <wp:cNvGraphicFramePr>
-              <a:graphicFrameLocks noChangeAspect="1"/>
-            </wp:cNvGraphicFramePr>
-            <a:graphic>
-              <a:graphicData uri="http://schemas.openxmlformats.org/drawingml/2006/picture">
-                <pic:pic>
-                  <pic:nvPicPr>
-                    <pic:cNvPr id="0" name="eq_83fc0054980a.png"/>
-                    <pic:cNvPicPr/>
-                  </pic:nvPicPr>
-                  <pic:blipFill>
-                    <a:blip r:embed="rId16"/>
-                    <a:stretch>
-                      <a:fillRect/>
-                    </a:stretch>
-                  </pic:blipFill>
-                  <pic:spPr>
-                    <a:xfrm>
-                      <a:off x="0" y="0"/>
-                      <a:ext cx="912627" cy="206692"/>
-                    </a:xfrm>
-                    <a:prstGeom prst="rect"/>
-                  </pic:spPr>
-                </pic:pic>
-              </a:graphicData>
-            </a:graphic>
-          </wp:inline>
-        </w:drawing>
-      </w:r>
+      <m:oMath>
+        <m:sSub>
+          <m:e>
+            <m:acc>
+              <m:accPr>
+                <m:chr m:val="̂"/>
+              </m:accPr>
+              <m:e>
+                <m:r>
+                  <m:t>y</m:t>
+                </m:r>
+              </m:e>
+            </m:acc>
+          </m:e>
+          <m:sub>
+            <m:r>
+              <m:t>t+h</m:t>
+            </m:r>
+          </m:sub>
+        </m:sSub>
+        <m:r>
+          <m:t>=</m:t>
+        </m:r>
+        <m:sSub>
+          <m:e>
+            <m:r>
+              <m:t>y</m:t>
+            </m:r>
+          </m:e>
+          <m:sub>
+            <m:r>
+              <m:t>t+h−m</m:t>
+            </m:r>
+          </m:sub>
+        </m:sSub>
+      </m:oMath>
       <w:r>
         <w:t xml:space="preserve"> (el mismo mes del año anterior). El </w:t>
       </w:r>
@@ -3866,40 +4110,67 @@
               <w:spacing w:after="0"/>
               <w:jc w:val="center"/>
             </w:pPr>
-            <w:r>
-              <w:drawing>
-                <wp:inline xmlns:a="http://schemas.openxmlformats.org/drawingml/2006/main" xmlns:pic="http://schemas.openxmlformats.org/drawingml/2006/picture">
-                  <wp:extent cx="2514600" cy="328352"/>
-                  <wp:docPr id="9" name="Picture 9"/>
-                  <wp:cNvGraphicFramePr>
-                    <a:graphicFrameLocks noChangeAspect="1"/>
-                  </wp:cNvGraphicFramePr>
-                  <a:graphic>
-                    <a:graphicData uri="http://schemas.openxmlformats.org/drawingml/2006/picture">
-                      <pic:pic>
-                        <pic:nvPicPr>
-                          <pic:cNvPr id="0" name="eq_36d56c9e4d9c.png"/>
-                          <pic:cNvPicPr/>
-                        </pic:nvPicPr>
-                        <pic:blipFill>
-                          <a:blip r:embed="rId17"/>
-                          <a:stretch>
-                            <a:fillRect/>
-                          </a:stretch>
-                        </pic:blipFill>
-                        <pic:spPr>
-                          <a:xfrm>
-                            <a:off x="0" y="0"/>
-                            <a:ext cx="2514600" cy="328352"/>
-                          </a:xfrm>
-                          <a:prstGeom prst="rect"/>
-                        </pic:spPr>
-                      </pic:pic>
-                    </a:graphicData>
-                  </a:graphic>
-                </wp:inline>
-              </w:drawing>
-            </w:r>
+            <m:oMath>
+              <m:sSub>
+                <m:e>
+                  <m:acc>
+                    <m:accPr>
+                      <m:chr m:val="̂"/>
+                    </m:accPr>
+                    <m:e>
+                      <m:r>
+                        <m:t>y</m:t>
+                      </m:r>
+                    </m:e>
+                  </m:acc>
+                </m:e>
+                <m:sub>
+                  <m:r>
+                    <m:t>t+1</m:t>
+                  </m:r>
+                </m:sub>
+              </m:sSub>
+              <m:r>
+                <m:t>=α</m:t>
+              </m:r>
+              <m:sSub>
+                <m:e>
+                  <m:r>
+                    <m:t>y</m:t>
+                  </m:r>
+                </m:e>
+                <m:sub>
+                  <m:r>
+                    <m:t>t</m:t>
+                  </m:r>
+                </m:sub>
+              </m:sSub>
+              <m:r>
+                <m:t>+(1−α)</m:t>
+              </m:r>
+              <m:sSub>
+                <m:e>
+                  <m:acc>
+                    <m:accPr>
+                      <m:chr m:val="̂"/>
+                    </m:accPr>
+                    <m:e>
+                      <m:r>
+                        <m:t>y</m:t>
+                      </m:r>
+                    </m:e>
+                  </m:acc>
+                </m:e>
+                <m:sub>
+                  <m:r>
+                    <m:t>t</m:t>
+                  </m:r>
+                </m:sub>
+              </m:sSub>
+              <m:r>
+                <m:t>(4)</m:t>
+              </m:r>
+            </m:oMath>
           </w:p>
         </w:tc>
         <w:tc>
@@ -3950,114 +4221,54 @@
       <w:r>
         <w:t xml:space="preserve"> (ETS con nivel </w:t>
       </w:r>
-      <w:r>
-        <w:drawing>
-          <wp:inline xmlns:a="http://schemas.openxmlformats.org/drawingml/2006/main" xmlns:pic="http://schemas.openxmlformats.org/drawingml/2006/picture">
-            <wp:extent cx="174618" cy="206692"/>
-            <wp:docPr id="10" name="Picture 10"/>
-            <wp:cNvGraphicFramePr>
-              <a:graphicFrameLocks noChangeAspect="1"/>
-            </wp:cNvGraphicFramePr>
-            <a:graphic>
-              <a:graphicData uri="http://schemas.openxmlformats.org/drawingml/2006/picture">
-                <pic:pic>
-                  <pic:nvPicPr>
-                    <pic:cNvPr id="0" name="eq_1d8d21ed200d.png"/>
-                    <pic:cNvPicPr/>
-                  </pic:nvPicPr>
-                  <pic:blipFill>
-                    <a:blip r:embed="rId18"/>
-                    <a:stretch>
-                      <a:fillRect/>
-                    </a:stretch>
-                  </pic:blipFill>
-                  <pic:spPr>
-                    <a:xfrm>
-                      <a:off x="0" y="0"/>
-                      <a:ext cx="174618" cy="206692"/>
-                    </a:xfrm>
-                    <a:prstGeom prst="rect"/>
-                  </pic:spPr>
-                </pic:pic>
-              </a:graphicData>
-            </a:graphic>
-          </wp:inline>
-        </w:drawing>
-      </w:r>
+      <m:oMath>
+        <m:sSub>
+          <m:e>
+            <m:r>
+              <m:t>ℓ</m:t>
+            </m:r>
+          </m:e>
+          <m:sub>
+            <m:r>
+              <m:t>t</m:t>
+            </m:r>
+          </m:sub>
+        </m:sSub>
+      </m:oMath>
       <w:r>
         <w:t xml:space="preserve">, tendencia </w:t>
       </w:r>
-      <w:r>
-        <w:drawing>
-          <wp:inline xmlns:a="http://schemas.openxmlformats.org/drawingml/2006/main" xmlns:pic="http://schemas.openxmlformats.org/drawingml/2006/picture">
-            <wp:extent cx="203128" cy="206692"/>
-            <wp:docPr id="11" name="Picture 11"/>
-            <wp:cNvGraphicFramePr>
-              <a:graphicFrameLocks noChangeAspect="1"/>
-            </wp:cNvGraphicFramePr>
-            <a:graphic>
-              <a:graphicData uri="http://schemas.openxmlformats.org/drawingml/2006/picture">
-                <pic:pic>
-                  <pic:nvPicPr>
-                    <pic:cNvPr id="0" name="eq_e24d415e0cba.png"/>
-                    <pic:cNvPicPr/>
-                  </pic:nvPicPr>
-                  <pic:blipFill>
-                    <a:blip r:embed="rId19"/>
-                    <a:stretch>
-                      <a:fillRect/>
-                    </a:stretch>
-                  </pic:blipFill>
-                  <pic:spPr>
-                    <a:xfrm>
-                      <a:off x="0" y="0"/>
-                      <a:ext cx="203128" cy="206692"/>
-                    </a:xfrm>
-                    <a:prstGeom prst="rect"/>
-                  </pic:spPr>
-                </pic:pic>
-              </a:graphicData>
-            </a:graphic>
-          </wp:inline>
-        </w:drawing>
-      </w:r>
+      <m:oMath>
+        <m:sSub>
+          <m:e>
+            <m:r>
+              <m:t>b</m:t>
+            </m:r>
+          </m:e>
+          <m:sub>
+            <m:r>
+              <m:t>t</m:t>
+            </m:r>
+          </m:sub>
+        </m:sSub>
+      </m:oMath>
       <w:r>
         <w:t xml:space="preserve"> y estacionalidad </w:t>
       </w:r>
-      <w:r>
-        <w:drawing>
-          <wp:inline xmlns:a="http://schemas.openxmlformats.org/drawingml/2006/main" xmlns:pic="http://schemas.openxmlformats.org/drawingml/2006/picture">
-            <wp:extent cx="188874" cy="206692"/>
-            <wp:docPr id="12" name="Picture 12"/>
-            <wp:cNvGraphicFramePr>
-              <a:graphicFrameLocks noChangeAspect="1"/>
-            </wp:cNvGraphicFramePr>
-            <a:graphic>
-              <a:graphicData uri="http://schemas.openxmlformats.org/drawingml/2006/picture">
-                <pic:pic>
-                  <pic:nvPicPr>
-                    <pic:cNvPr id="0" name="eq_4d9491ef7d60.png"/>
-                    <pic:cNvPicPr/>
-                  </pic:nvPicPr>
-                  <pic:blipFill>
-                    <a:blip r:embed="rId20"/>
-                    <a:stretch>
-                      <a:fillRect/>
-                    </a:stretch>
-                  </pic:blipFill>
-                  <pic:spPr>
-                    <a:xfrm>
-                      <a:off x="0" y="0"/>
-                      <a:ext cx="188874" cy="206692"/>
-                    </a:xfrm>
-                    <a:prstGeom prst="rect"/>
-                  </pic:spPr>
-                </pic:pic>
-              </a:graphicData>
-            </a:graphic>
-          </wp:inline>
-        </w:drawing>
-      </w:r>
+      <m:oMath>
+        <m:sSub>
+          <m:e>
+            <m:r>
+              <m:t>s</m:t>
+            </m:r>
+          </m:e>
+          <m:sub>
+            <m:r>
+              <m:t>t</m:t>
+            </m:r>
+          </m:sub>
+        </m:sSub>
+      </m:oMath>
       <w:r>
         <w:t>) pronostica como la suma de las tres componentes:</w:t>
       </w:r>
@@ -4111,40 +4322,75 @@
               <w:spacing w:after="0"/>
               <w:jc w:val="center"/>
             </w:pPr>
-            <w:r>
-              <w:drawing>
-                <wp:inline xmlns:a="http://schemas.openxmlformats.org/drawingml/2006/main" xmlns:pic="http://schemas.openxmlformats.org/drawingml/2006/picture">
-                  <wp:extent cx="3358341" cy="361603"/>
-                  <wp:docPr id="13" name="Picture 13"/>
-                  <wp:cNvGraphicFramePr>
-                    <a:graphicFrameLocks noChangeAspect="1"/>
-                  </wp:cNvGraphicFramePr>
-                  <a:graphic>
-                    <a:graphicData uri="http://schemas.openxmlformats.org/drawingml/2006/picture">
-                      <pic:pic>
-                        <pic:nvPicPr>
-                          <pic:cNvPr id="0" name="eq_078de9fecf44.png"/>
-                          <pic:cNvPicPr/>
-                        </pic:nvPicPr>
-                        <pic:blipFill>
-                          <a:blip r:embed="rId21"/>
-                          <a:stretch>
-                            <a:fillRect/>
-                          </a:stretch>
-                        </pic:blipFill>
-                        <pic:spPr>
-                          <a:xfrm>
-                            <a:off x="0" y="0"/>
-                            <a:ext cx="3358341" cy="361603"/>
-                          </a:xfrm>
-                          <a:prstGeom prst="rect"/>
-                        </pic:spPr>
-                      </pic:pic>
-                    </a:graphicData>
-                  </a:graphic>
-                </wp:inline>
-              </w:drawing>
-            </w:r>
+            <m:oMath>
+              <m:sSub>
+                <m:e>
+                  <m:acc>
+                    <m:accPr>
+                      <m:chr m:val="̂"/>
+                    </m:accPr>
+                    <m:e>
+                      <m:r>
+                        <m:t>y</m:t>
+                      </m:r>
+                    </m:e>
+                  </m:acc>
+                </m:e>
+                <m:sub>
+                  <m:r>
+                    <m:t>t+h|t</m:t>
+                  </m:r>
+                </m:sub>
+              </m:sSub>
+              <m:r>
+                <m:t>=</m:t>
+              </m:r>
+              <m:sSub>
+                <m:e>
+                  <m:r>
+                    <m:t>ℓ</m:t>
+                  </m:r>
+                </m:e>
+                <m:sub>
+                  <m:r>
+                    <m:t>t</m:t>
+                  </m:r>
+                </m:sub>
+              </m:sSub>
+              <m:r>
+                <m:t>+h</m:t>
+              </m:r>
+              <m:sSub>
+                <m:e>
+                  <m:r>
+                    <m:t>b</m:t>
+                  </m:r>
+                </m:e>
+                <m:sub>
+                  <m:r>
+                    <m:t>t</m:t>
+                  </m:r>
+                </m:sub>
+              </m:sSub>
+              <m:r>
+                <m:t>+</m:t>
+              </m:r>
+              <m:sSub>
+                <m:e>
+                  <m:r>
+                    <m:t>s</m:t>
+                  </m:r>
+                </m:e>
+                <m:sub>
+                  <m:r>
+                    <m:t>t+h−m(k+1)</m:t>
+                  </m:r>
+                </m:sub>
+              </m:sSub>
+              <m:r>
+                <m:t>(5)</m:t>
+              </m:r>
+            </m:oMath>
           </w:p>
         </w:tc>
         <w:tc>
@@ -4186,114 +4432,54 @@
       <w:r>
         <w:t xml:space="preserve">donde </w:t>
       </w:r>
-      <w:r>
-        <w:drawing>
-          <wp:inline xmlns:a="http://schemas.openxmlformats.org/drawingml/2006/main" xmlns:pic="http://schemas.openxmlformats.org/drawingml/2006/picture">
-            <wp:extent cx="174618" cy="206692"/>
-            <wp:docPr id="14" name="Picture 14"/>
-            <wp:cNvGraphicFramePr>
-              <a:graphicFrameLocks noChangeAspect="1"/>
-            </wp:cNvGraphicFramePr>
-            <a:graphic>
-              <a:graphicData uri="http://schemas.openxmlformats.org/drawingml/2006/picture">
-                <pic:pic>
-                  <pic:nvPicPr>
-                    <pic:cNvPr id="0" name="eq_1d8d21ed200d.png"/>
-                    <pic:cNvPicPr/>
-                  </pic:nvPicPr>
-                  <pic:blipFill>
-                    <a:blip r:embed="rId18"/>
-                    <a:stretch>
-                      <a:fillRect/>
-                    </a:stretch>
-                  </pic:blipFill>
-                  <pic:spPr>
-                    <a:xfrm>
-                      <a:off x="0" y="0"/>
-                      <a:ext cx="174618" cy="206692"/>
-                    </a:xfrm>
-                    <a:prstGeom prst="rect"/>
-                  </pic:spPr>
-                </pic:pic>
-              </a:graphicData>
-            </a:graphic>
-          </wp:inline>
-        </w:drawing>
-      </w:r>
+      <m:oMath>
+        <m:sSub>
+          <m:e>
+            <m:r>
+              <m:t>ℓ</m:t>
+            </m:r>
+          </m:e>
+          <m:sub>
+            <m:r>
+              <m:t>t</m:t>
+            </m:r>
+          </m:sub>
+        </m:sSub>
+      </m:oMath>
       <w:r>
         <w:t xml:space="preserve">, </w:t>
       </w:r>
-      <w:r>
-        <w:drawing>
-          <wp:inline xmlns:a="http://schemas.openxmlformats.org/drawingml/2006/main" xmlns:pic="http://schemas.openxmlformats.org/drawingml/2006/picture">
-            <wp:extent cx="203128" cy="206692"/>
-            <wp:docPr id="15" name="Picture 15"/>
-            <wp:cNvGraphicFramePr>
-              <a:graphicFrameLocks noChangeAspect="1"/>
-            </wp:cNvGraphicFramePr>
-            <a:graphic>
-              <a:graphicData uri="http://schemas.openxmlformats.org/drawingml/2006/picture">
-                <pic:pic>
-                  <pic:nvPicPr>
-                    <pic:cNvPr id="0" name="eq_e24d415e0cba.png"/>
-                    <pic:cNvPicPr/>
-                  </pic:nvPicPr>
-                  <pic:blipFill>
-                    <a:blip r:embed="rId19"/>
-                    <a:stretch>
-                      <a:fillRect/>
-                    </a:stretch>
-                  </pic:blipFill>
-                  <pic:spPr>
-                    <a:xfrm>
-                      <a:off x="0" y="0"/>
-                      <a:ext cx="203128" cy="206692"/>
-                    </a:xfrm>
-                    <a:prstGeom prst="rect"/>
-                  </pic:spPr>
-                </pic:pic>
-              </a:graphicData>
-            </a:graphic>
-          </wp:inline>
-        </w:drawing>
-      </w:r>
+      <m:oMath>
+        <m:sSub>
+          <m:e>
+            <m:r>
+              <m:t>b</m:t>
+            </m:r>
+          </m:e>
+          <m:sub>
+            <m:r>
+              <m:t>t</m:t>
+            </m:r>
+          </m:sub>
+        </m:sSub>
+      </m:oMath>
       <w:r>
         <w:t xml:space="preserve"> y </w:t>
       </w:r>
-      <w:r>
-        <w:drawing>
-          <wp:inline xmlns:a="http://schemas.openxmlformats.org/drawingml/2006/main" xmlns:pic="http://schemas.openxmlformats.org/drawingml/2006/picture">
-            <wp:extent cx="188874" cy="206692"/>
-            <wp:docPr id="16" name="Picture 16"/>
-            <wp:cNvGraphicFramePr>
-              <a:graphicFrameLocks noChangeAspect="1"/>
-            </wp:cNvGraphicFramePr>
-            <a:graphic>
-              <a:graphicData uri="http://schemas.openxmlformats.org/drawingml/2006/picture">
-                <pic:pic>
-                  <pic:nvPicPr>
-                    <pic:cNvPr id="0" name="eq_4d9491ef7d60.png"/>
-                    <pic:cNvPicPr/>
-                  </pic:nvPicPr>
-                  <pic:blipFill>
-                    <a:blip r:embed="rId20"/>
-                    <a:stretch>
-                      <a:fillRect/>
-                    </a:stretch>
-                  </pic:blipFill>
-                  <pic:spPr>
-                    <a:xfrm>
-                      <a:off x="0" y="0"/>
-                      <a:ext cx="188874" cy="206692"/>
-                    </a:xfrm>
-                    <a:prstGeom prst="rect"/>
-                  </pic:spPr>
-                </pic:pic>
-              </a:graphicData>
-            </a:graphic>
-          </wp:inline>
-        </w:drawing>
-      </w:r>
+      <m:oMath>
+        <m:sSub>
+          <m:e>
+            <m:r>
+              <m:t>s</m:t>
+            </m:r>
+          </m:e>
+          <m:sub>
+            <m:r>
+              <m:t>t</m:t>
+            </m:r>
+          </m:sub>
+        </m:sSub>
+      </m:oMath>
       <w:r>
         <w:t xml:space="preserve"> se actualizan con los parámetros de suavizado α, β, γ (cada uno entre 0 y 1). A diferencia de SARIMA, </w:t>
       </w:r>
@@ -5730,43 +5916,20 @@
                 <w:sz w:val="19"/>
               </w:rPr>
             </w:r>
-            <w:r>
-              <w:rPr>
-                <w:sz w:val="19"/>
-              </w:rPr>
-              <w:drawing>
-                <wp:inline xmlns:a="http://schemas.openxmlformats.org/drawingml/2006/main" xmlns:pic="http://schemas.openxmlformats.org/drawingml/2006/picture">
-                  <wp:extent cx="213819" cy="206692"/>
-                  <wp:docPr id="17" name="Picture 17"/>
-                  <wp:cNvGraphicFramePr>
-                    <a:graphicFrameLocks noChangeAspect="1"/>
-                  </wp:cNvGraphicFramePr>
-                  <a:graphic>
-                    <a:graphicData uri="http://schemas.openxmlformats.org/drawingml/2006/picture">
-                      <pic:pic>
-                        <pic:nvPicPr>
-                          <pic:cNvPr id="0" name="eq_4661120c8bf5.png"/>
-                          <pic:cNvPicPr/>
-                        </pic:nvPicPr>
-                        <pic:blipFill>
-                          <a:blip r:embed="rId22"/>
-                          <a:stretch>
-                            <a:fillRect/>
-                          </a:stretch>
-                        </pic:blipFill>
-                        <pic:spPr>
-                          <a:xfrm>
-                            <a:off x="0" y="0"/>
-                            <a:ext cx="213819" cy="206692"/>
-                          </a:xfrm>
-                          <a:prstGeom prst="rect"/>
-                        </pic:spPr>
-                      </pic:pic>
-                    </a:graphicData>
-                  </a:graphic>
-                </wp:inline>
-              </w:drawing>
-            </w:r>
+            <m:oMath>
+              <m:sSub>
+                <m:e>
+                  <m:r>
+                    <m:t>c</m:t>
+                  </m:r>
+                </m:e>
+                <m:sub>
+                  <m:r>
+                    <m:t>u</m:t>
+                  </m:r>
+                </m:sub>
+              </m:sSub>
+            </m:oMath>
           </w:p>
         </w:tc>
         <w:tc>
@@ -5877,43 +6040,20 @@
                 <w:sz w:val="19"/>
               </w:rPr>
             </w:r>
-            <w:r>
-              <w:rPr>
-                <w:sz w:val="19"/>
-              </w:rPr>
-              <w:drawing>
-                <wp:inline xmlns:a="http://schemas.openxmlformats.org/drawingml/2006/main" xmlns:pic="http://schemas.openxmlformats.org/drawingml/2006/picture">
-                  <wp:extent cx="210255" cy="206692"/>
-                  <wp:docPr id="18" name="Picture 18"/>
-                  <wp:cNvGraphicFramePr>
-                    <a:graphicFrameLocks noChangeAspect="1"/>
-                  </wp:cNvGraphicFramePr>
-                  <a:graphic>
-                    <a:graphicData uri="http://schemas.openxmlformats.org/drawingml/2006/picture">
-                      <pic:pic>
-                        <pic:nvPicPr>
-                          <pic:cNvPr id="0" name="eq_0bf50dca6a63.png"/>
-                          <pic:cNvPicPr/>
-                        </pic:nvPicPr>
-                        <pic:blipFill>
-                          <a:blip r:embed="rId23"/>
-                          <a:stretch>
-                            <a:fillRect/>
-                          </a:stretch>
-                        </pic:blipFill>
-                        <pic:spPr>
-                          <a:xfrm>
-                            <a:off x="0" y="0"/>
-                            <a:ext cx="210255" cy="206692"/>
-                          </a:xfrm>
-                          <a:prstGeom prst="rect"/>
-                        </pic:spPr>
-                      </pic:pic>
-                    </a:graphicData>
-                  </a:graphic>
-                </wp:inline>
-              </w:drawing>
-            </w:r>
+            <m:oMath>
+              <m:sSub>
+                <m:e>
+                  <m:r>
+                    <m:t>c</m:t>
+                  </m:r>
+                </m:e>
+                <m:sub>
+                  <m:r>
+                    <m:t>o</m:t>
+                  </m:r>
+                </m:sub>
+              </m:sSub>
+            </m:oMath>
           </w:p>
         </w:tc>
         <w:tc>
@@ -6003,40 +6143,41 @@
       <w:r>
         <w:t xml:space="preserve"> (ilustrativa, del orden de la serie real) y una penalización media por unidad desajustada de aprox. </w:t>
       </w:r>
-      <w:r>
-        <w:drawing>
-          <wp:inline xmlns:a="http://schemas.openxmlformats.org/drawingml/2006/main" xmlns:pic="http://schemas.openxmlformats.org/drawingml/2006/picture">
-            <wp:extent cx="734112" cy="206692"/>
-            <wp:docPr id="19" name="Picture 19"/>
-            <wp:cNvGraphicFramePr>
-              <a:graphicFrameLocks noChangeAspect="1"/>
-            </wp:cNvGraphicFramePr>
-            <a:graphic>
-              <a:graphicData uri="http://schemas.openxmlformats.org/drawingml/2006/picture">
-                <pic:pic>
-                  <pic:nvPicPr>
-                    <pic:cNvPr id="0" name="eq_e3e147195abd.png"/>
-                    <pic:cNvPicPr/>
-                  </pic:nvPicPr>
-                  <pic:blipFill>
-                    <a:blip r:embed="rId24"/>
-                    <a:stretch>
-                      <a:fillRect/>
-                    </a:stretch>
-                  </pic:blipFill>
-                  <pic:spPr>
-                    <a:xfrm>
-                      <a:off x="0" y="0"/>
-                      <a:ext cx="734112" cy="206692"/>
-                    </a:xfrm>
-                    <a:prstGeom prst="rect"/>
-                  </pic:spPr>
-                </pic:pic>
-              </a:graphicData>
-            </a:graphic>
-          </wp:inline>
-        </w:drawing>
-      </w:r>
+      <m:oMath>
+        <m:r>
+          <m:t>(</m:t>
+        </m:r>
+        <m:sSub>
+          <m:e>
+            <m:r>
+              <m:t>c</m:t>
+            </m:r>
+          </m:e>
+          <m:sub>
+            <m:r>
+              <m:t>u</m:t>
+            </m:r>
+          </m:sub>
+        </m:sSub>
+        <m:r>
+          <m:t>+</m:t>
+        </m:r>
+        <m:sSub>
+          <m:e>
+            <m:r>
+              <m:t>c</m:t>
+            </m:r>
+          </m:e>
+          <m:sub>
+            <m:r>
+              <m:t>o</m:t>
+            </m:r>
+          </m:sub>
+        </m:sSub>
+        <m:r>
+          <m:t>)/2</m:t>
+        </m:r>
+      </m:oMath>
       <w:r>
         <w:t xml:space="preserve"> = 10 u.m. (aproximación ilustrativa; el reparto exacto entre rotura y exceso lo fija la política de la parte B):</w:t>
       </w:r>
@@ -6476,40 +6617,53 @@
       <w:r>
         <w:t xml:space="preserve">) es </w:t>
       </w:r>
-      <w:r>
-        <w:drawing>
-          <wp:inline xmlns:a="http://schemas.openxmlformats.org/drawingml/2006/main" xmlns:pic="http://schemas.openxmlformats.org/drawingml/2006/picture">
-            <wp:extent cx="784004" cy="206692"/>
-            <wp:docPr id="20" name="Picture 20"/>
-            <wp:cNvGraphicFramePr>
-              <a:graphicFrameLocks noChangeAspect="1"/>
-            </wp:cNvGraphicFramePr>
-            <a:graphic>
-              <a:graphicData uri="http://schemas.openxmlformats.org/drawingml/2006/picture">
-                <pic:pic>
-                  <pic:nvPicPr>
-                    <pic:cNvPr id="0" name="eq_9c6de301b39e.png"/>
-                    <pic:cNvPicPr/>
-                  </pic:nvPicPr>
-                  <pic:blipFill>
-                    <a:blip r:embed="rId25"/>
-                    <a:stretch>
-                      <a:fillRect/>
-                    </a:stretch>
-                  </pic:blipFill>
-                  <pic:spPr>
-                    <a:xfrm>
-                      <a:off x="0" y="0"/>
-                      <a:ext cx="784004" cy="206692"/>
-                    </a:xfrm>
-                    <a:prstGeom prst="rect"/>
-                  </pic:spPr>
-                </pic:pic>
-              </a:graphicData>
-            </a:graphic>
-          </wp:inline>
-        </w:drawing>
-      </w:r>
+      <m:oMath>
+        <m:sSub>
+          <m:e>
+            <m:r>
+              <m:t>c</m:t>
+            </m:r>
+          </m:e>
+          <m:sub>
+            <m:r>
+              <m:t>u</m:t>
+            </m:r>
+          </m:sub>
+        </m:sSub>
+        <m:r>
+          <m:t>/(</m:t>
+        </m:r>
+        <m:sSub>
+          <m:e>
+            <m:r>
+              <m:t>c</m:t>
+            </m:r>
+          </m:e>
+          <m:sub>
+            <m:r>
+              <m:t>u</m:t>
+            </m:r>
+          </m:sub>
+        </m:sSub>
+        <m:r>
+          <m:t>+</m:t>
+        </m:r>
+        <m:sSub>
+          <m:e>
+            <m:r>
+              <m:t>c</m:t>
+            </m:r>
+          </m:e>
+          <m:sub>
+            <m:r>
+              <m:t>o</m:t>
+            </m:r>
+          </m:sub>
+        </m:sSub>
+        <m:r>
+          <m:t>)</m:t>
+        </m:r>
+      </m:oMath>
       <w:r>
         <w:t xml:space="preserve"> = 19/20 = </w:t>
       </w:r>
@@ -6601,40 +6755,35 @@
       <w:r>
         <w:t xml:space="preserve"> (parte B). Si el costo asimétrico se invirtiera (</w:t>
       </w:r>
-      <w:r>
-        <w:drawing>
-          <wp:inline xmlns:a="http://schemas.openxmlformats.org/drawingml/2006/main" xmlns:pic="http://schemas.openxmlformats.org/drawingml/2006/picture">
-            <wp:extent cx="506039" cy="206692"/>
-            <wp:docPr id="21" name="Picture 21"/>
-            <wp:cNvGraphicFramePr>
-              <a:graphicFrameLocks noChangeAspect="1"/>
-            </wp:cNvGraphicFramePr>
-            <a:graphic>
-              <a:graphicData uri="http://schemas.openxmlformats.org/drawingml/2006/picture">
-                <pic:pic>
-                  <pic:nvPicPr>
-                    <pic:cNvPr id="0" name="eq_65e45ded58d4.png"/>
-                    <pic:cNvPicPr/>
-                  </pic:nvPicPr>
-                  <pic:blipFill>
-                    <a:blip r:embed="rId26"/>
-                    <a:stretch>
-                      <a:fillRect/>
-                    </a:stretch>
-                  </pic:blipFill>
-                  <pic:spPr>
-                    <a:xfrm>
-                      <a:off x="0" y="0"/>
-                      <a:ext cx="506039" cy="206692"/>
-                    </a:xfrm>
-                    <a:prstGeom prst="rect"/>
-                  </pic:spPr>
-                </pic:pic>
-              </a:graphicData>
-            </a:graphic>
-          </wp:inline>
-        </w:drawing>
-      </w:r>
+      <m:oMath>
+        <m:sSub>
+          <m:e>
+            <m:r>
+              <m:t>c</m:t>
+            </m:r>
+          </m:e>
+          <m:sub>
+            <m:r>
+              <m:t>o</m:t>
+            </m:r>
+          </m:sub>
+        </m:sSub>
+        <m:r>
+          <m:t>&gt;</m:t>
+        </m:r>
+        <m:sSub>
+          <m:e>
+            <m:r>
+              <m:t>c</m:t>
+            </m:r>
+          </m:e>
+          <m:sub>
+            <m:r>
+              <m:t>u</m:t>
+            </m:r>
+          </m:sub>
+        </m:sSub>
+      </m:oMath>
       <w:r>
         <w:t xml:space="preserve">), el nivel de servicio óptimo bajaría de 0,5 y se dimensionaría por el </w:t>
       </w:r>
@@ -6670,80 +6819,40 @@
         </w:rPr>
         <w:t xml:space="preserve"> </w:t>
       </w:r>
-      <w:r>
-        <w:drawing>
-          <wp:inline xmlns:a="http://schemas.openxmlformats.org/drawingml/2006/main" xmlns:pic="http://schemas.openxmlformats.org/drawingml/2006/picture">
-            <wp:extent cx="213819" cy="206692"/>
-            <wp:docPr id="22" name="Picture 22"/>
-            <wp:cNvGraphicFramePr>
-              <a:graphicFrameLocks noChangeAspect="1"/>
-            </wp:cNvGraphicFramePr>
-            <a:graphic>
-              <a:graphicData uri="http://schemas.openxmlformats.org/drawingml/2006/picture">
-                <pic:pic>
-                  <pic:nvPicPr>
-                    <pic:cNvPr id="0" name="eq_4661120c8bf5.png"/>
-                    <pic:cNvPicPr/>
-                  </pic:nvPicPr>
-                  <pic:blipFill>
-                    <a:blip r:embed="rId22"/>
-                    <a:stretch>
-                      <a:fillRect/>
-                    </a:stretch>
-                  </pic:blipFill>
-                  <pic:spPr>
-                    <a:xfrm>
-                      <a:off x="0" y="0"/>
-                      <a:ext cx="213819" cy="206692"/>
-                    </a:xfrm>
-                    <a:prstGeom prst="rect"/>
-                  </pic:spPr>
-                </pic:pic>
-              </a:graphicData>
-            </a:graphic>
-          </wp:inline>
-        </w:drawing>
-      </w:r>
+      <m:oMath>
+        <m:sSub>
+          <m:e>
+            <m:r>
+              <m:t>c</m:t>
+            </m:r>
+          </m:e>
+          <m:sub>
+            <m:r>
+              <m:t>u</m:t>
+            </m:r>
+          </m:sub>
+        </m:sSub>
+      </m:oMath>
       <w:r>
         <w:rPr>
           <w:color w:val="2D2D2D"/>
         </w:rPr>
         <w:t xml:space="preserve">, </w:t>
       </w:r>
-      <w:r>
-        <w:drawing>
-          <wp:inline xmlns:a="http://schemas.openxmlformats.org/drawingml/2006/main" xmlns:pic="http://schemas.openxmlformats.org/drawingml/2006/picture">
-            <wp:extent cx="210255" cy="206692"/>
-            <wp:docPr id="23" name="Picture 23"/>
-            <wp:cNvGraphicFramePr>
-              <a:graphicFrameLocks noChangeAspect="1"/>
-            </wp:cNvGraphicFramePr>
-            <a:graphic>
-              <a:graphicData uri="http://schemas.openxmlformats.org/drawingml/2006/picture">
-                <pic:pic>
-                  <pic:nvPicPr>
-                    <pic:cNvPr id="0" name="eq_0bf50dca6a63.png"/>
-                    <pic:cNvPicPr/>
-                  </pic:nvPicPr>
-                  <pic:blipFill>
-                    <a:blip r:embed="rId23"/>
-                    <a:stretch>
-                      <a:fillRect/>
-                    </a:stretch>
-                  </pic:blipFill>
-                  <pic:spPr>
-                    <a:xfrm>
-                      <a:off x="0" y="0"/>
-                      <a:ext cx="210255" cy="206692"/>
-                    </a:xfrm>
-                    <a:prstGeom prst="rect"/>
-                  </pic:spPr>
-                </pic:pic>
-              </a:graphicData>
-            </a:graphic>
-          </wp:inline>
-        </w:drawing>
-      </w:r>
+      <m:oMath>
+        <m:sSub>
+          <m:e>
+            <m:r>
+              <m:t>c</m:t>
+            </m:r>
+          </m:e>
+          <m:sub>
+            <m:r>
+              <m:t>o</m:t>
+            </m:r>
+          </m:sub>
+        </m:sSub>
+      </m:oMath>
       <w:r>
         <w:rPr>
           <w:color w:val="2D2D2D"/>
@@ -9698,8 +9807,8 @@
       </w:r>
     </w:p>
     <w:sectPr>
-      <w:headerReference w:type="default" r:id="rId27"/>
-      <w:footerReference w:type="default" r:id="rId28"/>
+      <w:headerReference w:type="default" r:id="rId9"/>
+      <w:footerReference w:type="default" r:id="rId10"/>
       <w:pgSz w:w="12240" w:h="15840"/>
       <w:pgMar w:top="1134" w:right="1247" w:bottom="1020" w:left="1247" w:header="720" w:footer="720" w:gutter="0"/>
       <w:cols w:space="720"/>
